--- a/fuentes/13410029_CF03_AD.docx
+++ b/fuentes/13410029_CF03_AD.docx
@@ -1,6 +1,6 @@
 
 <file path=word/document.xml><?xml version="1.0" encoding="utf-8"?>
-<w:document xmlns:wpc="http://schemas.microsoft.com/office/word/2010/wordprocessingCanvas" xmlns:cx="http://schemas.microsoft.com/office/drawing/2014/chartex" xmlns:cx1="http://schemas.microsoft.com/office/drawing/2015/9/8/chartex" xmlns:cx2="http://schemas.microsoft.com/office/drawing/2015/10/21/chartex" xmlns:cx3="http://schemas.microsoft.com/office/drawing/2016/5/9/chartex" xmlns:cx4="http://schemas.microsoft.com/office/drawing/2016/5/10/chartex" xmlns:cx5="http://schemas.microsoft.com/office/drawing/2016/5/11/chartex" xmlns:cx6="http://schemas.microsoft.com/office/drawing/2016/5/12/chartex" xmlns:cx7="http://schemas.microsoft.com/office/drawing/2016/5/13/chartex" xmlns:cx8="http://schemas.microsoft.com/office/drawing/2016/5/14/chartex" xmlns:mc="http://schemas.openxmlformats.org/markup-compatibility/2006" xmlns:aink="http://schemas.microsoft.com/office/drawing/2016/ink" xmlns:am3d="http://schemas.microsoft.com/office/drawing/2017/model3d" xmlns:o="urn:schemas-microsoft-com:office:office" xmlns:oel="http://schemas.microsoft.com/office/2019/extlst" xmlns:r="http://schemas.openxmlformats.org/officeDocument/2006/relationships" xmlns:m="http://schemas.openxmlformats.org/officeDocument/2006/math" xmlns:v="urn:schemas-microsoft-com:vml" xmlns:wp14="http://schemas.microsoft.com/office/word/2010/wordprocessingDrawing" xmlns:wp="http://schemas.openxmlformats.org/drawingml/2006/wordprocessingDrawing" xmlns:w10="urn:schemas-microsoft-com:office:word" xmlns:w="http://schemas.openxmlformats.org/wordprocessingml/2006/main" xmlns:w14="http://schemas.microsoft.com/office/word/2010/wordml" xmlns:w15="http://schemas.microsoft.com/office/word/2012/wordml" xmlns:w16cex="http://schemas.microsoft.com/office/word/2018/wordml/cex" xmlns:w16cid="http://schemas.microsoft.com/office/word/2016/wordml/cid" xmlns:w16="http://schemas.microsoft.com/office/word/2018/wordml" xmlns:w16du="http://schemas.microsoft.com/office/word/2023/wordml/word16du" xmlns:w16sdtdh="http://schemas.microsoft.com/office/word/2020/wordml/sdtdatahash" xmlns:w16sdtfl="http://schemas.microsoft.com/office/word/2024/wordml/sdtformatlock" xmlns:w16se="http://schemas.microsoft.com/office/word/2015/wordml/symex" xmlns:wpg="http://schemas.microsoft.com/office/word/2010/wordprocessingGroup" xmlns:wpi="http://schemas.microsoft.com/office/word/2010/wordprocessingInk" xmlns:wne="http://schemas.microsoft.com/office/word/2006/wordml" xmlns:wps="http://schemas.microsoft.com/office/word/2010/wordprocessingShape" mc:Ignorable="w14 w15 w16se w16cid w16 w16cex w16sdtdh w16sdtfl w16du wp14">
+<w:document xmlns:wpc="http://schemas.microsoft.com/office/word/2010/wordprocessingCanvas" xmlns:cx="http://schemas.microsoft.com/office/drawing/2014/chartex" xmlns:cx1="http://schemas.microsoft.com/office/drawing/2015/9/8/chartex" xmlns:cx2="http://schemas.microsoft.com/office/drawing/2015/10/21/chartex" xmlns:cx3="http://schemas.microsoft.com/office/drawing/2016/5/9/chartex" xmlns:cx4="http://schemas.microsoft.com/office/drawing/2016/5/10/chartex" xmlns:cx5="http://schemas.microsoft.com/office/drawing/2016/5/11/chartex" xmlns:cx6="http://schemas.microsoft.com/office/drawing/2016/5/12/chartex" xmlns:cx7="http://schemas.microsoft.com/office/drawing/2016/5/13/chartex" xmlns:cx8="http://schemas.microsoft.com/office/drawing/2016/5/14/chartex" xmlns:mc="http://schemas.openxmlformats.org/markup-compatibility/2006" xmlns:aink="http://schemas.microsoft.com/office/drawing/2016/ink" xmlns:am3d="http://schemas.microsoft.com/office/drawing/2017/model3d" xmlns:o="urn:schemas-microsoft-com:office:office" xmlns:r="http://schemas.openxmlformats.org/officeDocument/2006/relationships" xmlns:m="http://schemas.openxmlformats.org/officeDocument/2006/math" xmlns:v="urn:schemas-microsoft-com:vml" xmlns:wp14="http://schemas.microsoft.com/office/word/2010/wordprocessingDrawing" xmlns:wp="http://schemas.openxmlformats.org/drawingml/2006/wordprocessingDrawing" xmlns:w10="urn:schemas-microsoft-com:office:word" xmlns:w="http://schemas.openxmlformats.org/wordprocessingml/2006/main" xmlns:w14="http://schemas.microsoft.com/office/word/2010/wordml" xmlns:w15="http://schemas.microsoft.com/office/word/2012/wordml" xmlns:w16cex="http://schemas.microsoft.com/office/word/2018/wordml/cex" xmlns:w16cid="http://schemas.microsoft.com/office/word/2016/wordml/cid" xmlns:w16="http://schemas.microsoft.com/office/word/2018/wordml" xmlns:w16sdtdh="http://schemas.microsoft.com/office/word/2020/wordml/sdtdatahash" xmlns:w16se="http://schemas.microsoft.com/office/word/2015/wordml/symex" xmlns:wpg="http://schemas.microsoft.com/office/word/2010/wordprocessingGroup" xmlns:wpi="http://schemas.microsoft.com/office/word/2010/wordprocessingInk" xmlns:wne="http://schemas.microsoft.com/office/word/2006/wordml" xmlns:wps="http://schemas.microsoft.com/office/word/2010/wordprocessingShape" mc:Ignorable="w14 w15 w16se w16cid w16 w16cex w16sdtdh wp14">
   <w:body>
     <w:p>
       <w:pPr>
@@ -82,7 +82,7 @@
                           <pic:cNvPicPr preferRelativeResize="0"/>
                         </pic:nvPicPr>
                         <pic:blipFill>
-                          <a:blip r:embed="rId7"/>
+                          <a:blip r:embed="rId10"/>
                           <a:srcRect/>
                           <a:stretch>
                             <a:fillRect/>
@@ -191,9 +191,8 @@
                 <w:sz w:val="20"/>
                 <w:szCs w:val="20"/>
               </w:rPr>
-              <w:t xml:space="preserve">Las indicaciones, el mensaje de correcto e incorrecto debe estar la redacción en </w:t>
-            </w:r>
-            <w:proofErr w:type="gramStart"/>
+              <w:t>Las indicaciones, el mensaje de correcto e incorrecto debe estar la redacción en segund</w:t>
+            </w:r>
             <w:r>
               <w:rPr>
                 <w:rFonts w:eastAsia="Calibri"/>
@@ -202,9 +201,8 @@
                 <w:sz w:val="20"/>
                 <w:szCs w:val="20"/>
               </w:rPr>
-              <w:t>segundo persona</w:t>
-            </w:r>
-            <w:proofErr w:type="gramEnd"/>
+              <w:t>a</w:t>
+            </w:r>
             <w:r>
               <w:rPr>
                 <w:rFonts w:eastAsia="Calibri"/>
@@ -213,7 +211,7 @@
                 <w:sz w:val="20"/>
                 <w:szCs w:val="20"/>
               </w:rPr>
-              <w:t>.</w:t>
+              <w:t xml:space="preserve"> persona.</w:t>
             </w:r>
           </w:p>
           <w:p>
@@ -555,7 +553,13 @@
               <w:rPr>
                 <w:color w:val="000000" w:themeColor="text1"/>
               </w:rPr>
-              <w:t>Cuestionario sobre el proceso de contratación del talento humano</w:t>
+              <w:t xml:space="preserve">Cuestionario sobre el proceso de </w:t>
+            </w:r>
+            <w:r>
+              <w:rPr>
+                <w:color w:val="000000" w:themeColor="text1"/>
+              </w:rPr>
+              <w:t>contratación del talento humano</w:t>
             </w:r>
           </w:p>
         </w:tc>
@@ -601,7 +605,13 @@
               <w:rPr>
                 <w:color w:val="000000" w:themeColor="text1"/>
               </w:rPr>
-              <w:t>Verificar la comprensión de las modalidades de contrato de trabajo, el contrato de aprendizaje, los procesos posteriores a la vinculación, la terminación y liquidación del contrato y las licencias remuneradas, conforme a la Ley 2466 de 2025.</w:t>
+              <w:t>Verificar la comprensión de las modalidades de contrato de trabajo, el contrato de aprendizaje, los procesos posteriores a la vinculación, la terminación y liquidación del contrato y las licencias r</w:t>
+            </w:r>
+            <w:r>
+              <w:rPr>
+                <w:color w:val="000000" w:themeColor="text1"/>
+              </w:rPr>
+              <w:t>emuneradas, conforme a la Ley 2466 de 2025.</w:t>
             </w:r>
           </w:p>
         </w:tc>
@@ -839,7 +849,13 @@
               <w:rPr>
                 <w:color w:val="000000" w:themeColor="text1"/>
               </w:rPr>
-              <w:t>Horario, vacaciones y capacitación</w:t>
+              <w:t xml:space="preserve">Horario, vacaciones y </w:t>
+            </w:r>
+            <w:r>
+              <w:rPr>
+                <w:color w:val="000000" w:themeColor="text1"/>
+              </w:rPr>
+              <w:t>capacitación</w:t>
             </w:r>
           </w:p>
         </w:tc>
@@ -1094,7 +1110,13 @@
               <w:rPr>
                 <w:color w:val="000000" w:themeColor="text1"/>
               </w:rPr>
-              <w:t>Lo sentimos, su respuesta no es la correcta.</w:t>
+              <w:t xml:space="preserve">Lo sentimos, su respuesta no es la </w:t>
+            </w:r>
+            <w:r>
+              <w:rPr>
+                <w:color w:val="000000" w:themeColor="text1"/>
+              </w:rPr>
+              <w:t>correcta.</w:t>
             </w:r>
           </w:p>
         </w:tc>
@@ -1426,7 +1448,13 @@
               <w:rPr>
                 <w:color w:val="000000" w:themeColor="text1"/>
               </w:rPr>
-              <w:t>La remuneración es voluntaria</w:t>
+              <w:t xml:space="preserve">La </w:t>
+            </w:r>
+            <w:r>
+              <w:rPr>
+                <w:color w:val="000000" w:themeColor="text1"/>
+              </w:rPr>
+              <w:t>remuneración es voluntaria</w:t>
             </w:r>
           </w:p>
         </w:tc>
@@ -1672,7 +1700,13 @@
               <w:rPr>
                 <w:color w:val="000000" w:themeColor="text1"/>
               </w:rPr>
-              <w:t>Excluir los derechos del trabajador</w:t>
+              <w:t xml:space="preserve">Excluir los </w:t>
+            </w:r>
+            <w:r>
+              <w:rPr>
+                <w:color w:val="000000" w:themeColor="text1"/>
+              </w:rPr>
+              <w:t>derechos del trabajador</w:t>
             </w:r>
           </w:p>
         </w:tc>
@@ -1946,7 +1980,13 @@
               <w:rPr>
                 <w:color w:val="000000" w:themeColor="text1"/>
               </w:rPr>
-              <w:t>¡Muy bien! Ha acertado la respuesta.</w:t>
+              <w:t xml:space="preserve">¡Muy bien! Ha acertado la </w:t>
+            </w:r>
+            <w:r>
+              <w:rPr>
+                <w:color w:val="000000" w:themeColor="text1"/>
+              </w:rPr>
+              <w:t>respuesta.</w:t>
             </w:r>
           </w:p>
         </w:tc>
@@ -2506,7 +2546,13 @@
               <w:rPr>
                 <w:color w:val="000000" w:themeColor="text1"/>
               </w:rPr>
-              <w:t>¿Cuál es el límite total de duración del contrato a término fijo?</w:t>
+              <w:t xml:space="preserve">¿Cuál es el límite total de </w:t>
+            </w:r>
+            <w:r>
+              <w:rPr>
+                <w:color w:val="000000" w:themeColor="text1"/>
+              </w:rPr>
+              <w:t>duración del contrato a término fijo?</w:t>
             </w:r>
           </w:p>
         </w:tc>
@@ -2858,7 +2904,13 @@
               <w:rPr>
                 <w:color w:val="000000" w:themeColor="text1"/>
               </w:rPr>
-              <w:t>¡Muy bien! Ha acertado la respuesta.</w:t>
+              <w:t xml:space="preserve">¡Muy </w:t>
+            </w:r>
+            <w:r>
+              <w:rPr>
+                <w:color w:val="000000" w:themeColor="text1"/>
+              </w:rPr>
+              <w:t>bien! Ha acertado la respuesta.</w:t>
             </w:r>
           </w:p>
         </w:tc>
@@ -3391,7 +3443,13 @@
               <w:rPr>
                 <w:color w:val="000000" w:themeColor="text1"/>
               </w:rPr>
-              <w:t>Lo sentimos, su respuesta no es la correcta.</w:t>
+              <w:t xml:space="preserve">Lo </w:t>
+            </w:r>
+            <w:r>
+              <w:rPr>
+                <w:color w:val="000000" w:themeColor="text1"/>
+              </w:rPr>
+              <w:t>sentimos, su respuesta no es la correcta.</w:t>
             </w:r>
           </w:p>
         </w:tc>
@@ -4303,7 +4361,13 @@
               <w:rPr>
                 <w:color w:val="000000" w:themeColor="text1"/>
               </w:rPr>
-              <w:t>¡Muy bien! Ha acertado la respuesta.</w:t>
+              <w:t xml:space="preserve">¡Muy bien! Ha acertado la </w:t>
+            </w:r>
+            <w:r>
+              <w:rPr>
+                <w:color w:val="000000" w:themeColor="text1"/>
+              </w:rPr>
+              <w:t>respuesta.</w:t>
             </w:r>
           </w:p>
         </w:tc>
@@ -4566,7 +4630,13 @@
               <w:rPr>
                 <w:color w:val="000000" w:themeColor="text1"/>
               </w:rPr>
-              <w:t>Contrato civil sin relación laboral</w:t>
+              <w:t xml:space="preserve">Contrato civil sin </w:t>
+            </w:r>
+            <w:r>
+              <w:rPr>
+                <w:color w:val="000000" w:themeColor="text1"/>
+              </w:rPr>
+              <w:t>relación laboral</w:t>
             </w:r>
           </w:p>
         </w:tc>
@@ -4841,7 +4911,13 @@
               <w:rPr>
                 <w:color w:val="000000" w:themeColor="text1"/>
               </w:rPr>
-              <w:t>Lo sentimos, su respuesta no es la correcta.</w:t>
+              <w:t xml:space="preserve">Lo sentimos, su respuesta no es la </w:t>
+            </w:r>
+            <w:r>
+              <w:rPr>
+                <w:color w:val="000000" w:themeColor="text1"/>
+              </w:rPr>
+              <w:t>correcta.</w:t>
             </w:r>
           </w:p>
         </w:tc>
@@ -5838,7 +5914,13 @@
               <w:rPr>
                 <w:color w:val="000000" w:themeColor="text1"/>
               </w:rPr>
-              <w:t>¿Qué caracteriza la inducción general?</w:t>
+              <w:t xml:space="preserve">¿Qué caracteriza la inducción </w:t>
+            </w:r>
+            <w:r>
+              <w:rPr>
+                <w:color w:val="000000" w:themeColor="text1"/>
+              </w:rPr>
+              <w:t>general?</w:t>
             </w:r>
           </w:p>
         </w:tc>
@@ -6161,7 +6243,13 @@
               <w:rPr>
                 <w:color w:val="000000" w:themeColor="text1"/>
               </w:rPr>
-              <w:t>¡Muy bien! Ha acertado la respuesta.</w:t>
+              <w:t xml:space="preserve">¡Muy bien! Ha </w:t>
+            </w:r>
+            <w:r>
+              <w:rPr>
+                <w:color w:val="000000" w:themeColor="text1"/>
+              </w:rPr>
+              <w:t>acertado la respuesta.</w:t>
             </w:r>
           </w:p>
         </w:tc>
@@ -6401,7 +6489,13 @@
               <w:rPr>
                 <w:color w:val="000000" w:themeColor="text1"/>
               </w:rPr>
-              <w:t>Definir la modalidad contractual</w:t>
+              <w:t xml:space="preserve">Definir la </w:t>
+            </w:r>
+            <w:r>
+              <w:rPr>
+                <w:color w:val="000000" w:themeColor="text1"/>
+              </w:rPr>
+              <w:t>modalidad contractual</w:t>
             </w:r>
           </w:p>
         </w:tc>
@@ -6634,7 +6728,13 @@
               <w:rPr>
                 <w:color w:val="000000" w:themeColor="text1"/>
               </w:rPr>
-              <w:t>Lo sentimos, su respuesta no es la correcta.</w:t>
+              <w:t xml:space="preserve">Lo sentimos, su respuesta no es la </w:t>
+            </w:r>
+            <w:r>
+              <w:rPr>
+                <w:color w:val="000000" w:themeColor="text1"/>
+              </w:rPr>
+              <w:t>correcta.</w:t>
             </w:r>
           </w:p>
         </w:tc>
@@ -8294,7 +8394,13 @@
               <w:rPr>
                 <w:color w:val="000000" w:themeColor="text1"/>
               </w:rPr>
-              <w:t>Exclusivamente gastos de capacitación</w:t>
+              <w:t xml:space="preserve">Exclusivamente gastos de </w:t>
+            </w:r>
+            <w:r>
+              <w:rPr>
+                <w:color w:val="000000" w:themeColor="text1"/>
+              </w:rPr>
+              <w:t>capacitación</w:t>
             </w:r>
           </w:p>
         </w:tc>
@@ -8463,7 +8569,13 @@
               <w:rPr>
                 <w:color w:val="000000" w:themeColor="text1"/>
               </w:rPr>
-              <w:t>¿Cómo se calcula la indemnización en un contrato a término fijo terminado sin justa causa?</w:t>
+              <w:t xml:space="preserve">¿Cómo se calcula la indemnización en un contrato a término fijo terminado sin </w:t>
+            </w:r>
+            <w:r>
+              <w:rPr>
+                <w:color w:val="000000" w:themeColor="text1"/>
+              </w:rPr>
+              <w:t>justa causa?</w:t>
             </w:r>
           </w:p>
         </w:tc>
@@ -8818,7 +8930,13 @@
               <w:rPr>
                 <w:color w:val="000000" w:themeColor="text1"/>
               </w:rPr>
-              <w:t>¡Muy bien! Ha acertado la respuesta.</w:t>
+              <w:t xml:space="preserve">¡Muy bien! Ha </w:t>
+            </w:r>
+            <w:r>
+              <w:rPr>
+                <w:color w:val="000000" w:themeColor="text1"/>
+              </w:rPr>
+              <w:t>acertado la respuesta.</w:t>
             </w:r>
           </w:p>
         </w:tc>
@@ -9064,7 +9182,13 @@
               <w:rPr>
                 <w:color w:val="000000" w:themeColor="text1"/>
               </w:rPr>
-              <w:t>Suspensión permanente de la formación</w:t>
+              <w:t xml:space="preserve">Suspensión </w:t>
+            </w:r>
+            <w:r>
+              <w:rPr>
+                <w:color w:val="000000" w:themeColor="text1"/>
+              </w:rPr>
+              <w:t>permanente de la formación</w:t>
             </w:r>
           </w:p>
         </w:tc>
@@ -9783,7 +9907,13 @@
               <w:rPr>
                 <w:color w:val="000000" w:themeColor="text1"/>
               </w:rPr>
-              <w:t>Lo sentimos, su respuesta no es la correcta.</w:t>
+              <w:t xml:space="preserve">Lo sentimos, su respuesta no es la </w:t>
+            </w:r>
+            <w:r>
+              <w:rPr>
+                <w:color w:val="000000" w:themeColor="text1"/>
+              </w:rPr>
+              <w:t>correcta.</w:t>
             </w:r>
           </w:p>
         </w:tc>
@@ -10017,7 +10147,7 @@
       </w:pPr>
     </w:p>
     <w:sectPr>
-      <w:headerReference w:type="default" r:id="rId8"/>
+      <w:headerReference w:type="default" r:id="rId11"/>
       <w:pgSz w:w="11909" w:h="16834"/>
       <w:pgMar w:top="1440" w:right="1440" w:bottom="1440" w:left="1440" w:header="720" w:footer="720" w:gutter="0"/>
       <w:pgNumType w:start="1"/>
@@ -10028,7 +10158,7 @@
 </file>
 
 <file path=word/endnotes.xml><?xml version="1.0" encoding="utf-8"?>
-<w:endnotes xmlns:wpc="http://schemas.microsoft.com/office/word/2010/wordprocessingCanvas" xmlns:cx="http://schemas.microsoft.com/office/drawing/2014/chartex" xmlns:cx1="http://schemas.microsoft.com/office/drawing/2015/9/8/chartex" xmlns:cx2="http://schemas.microsoft.com/office/drawing/2015/10/21/chartex" xmlns:cx3="http://schemas.microsoft.com/office/drawing/2016/5/9/chartex" xmlns:cx4="http://schemas.microsoft.com/office/drawing/2016/5/10/chartex" xmlns:cx5="http://schemas.microsoft.com/office/drawing/2016/5/11/chartex" xmlns:cx6="http://schemas.microsoft.com/office/drawing/2016/5/12/chartex" xmlns:cx7="http://schemas.microsoft.com/office/drawing/2016/5/13/chartex" xmlns:cx8="http://schemas.microsoft.com/office/drawing/2016/5/14/chartex" xmlns:mc="http://schemas.openxmlformats.org/markup-compatibility/2006" xmlns:aink="http://schemas.microsoft.com/office/drawing/2016/ink" xmlns:am3d="http://schemas.microsoft.com/office/drawing/2017/model3d" xmlns:o="urn:schemas-microsoft-com:office:office" xmlns:oel="http://schemas.microsoft.com/office/2019/extlst" xmlns:r="http://schemas.openxmlformats.org/officeDocument/2006/relationships" xmlns:m="http://schemas.openxmlformats.org/officeDocument/2006/math" xmlns:v="urn:schemas-microsoft-com:vml" xmlns:wp14="http://schemas.microsoft.com/office/word/2010/wordprocessingDrawing" xmlns:wp="http://schemas.openxmlformats.org/drawingml/2006/wordprocessingDrawing" xmlns:w10="urn:schemas-microsoft-com:office:word" xmlns:w="http://schemas.openxmlformats.org/wordprocessingml/2006/main" xmlns:w14="http://schemas.microsoft.com/office/word/2010/wordml" xmlns:w15="http://schemas.microsoft.com/office/word/2012/wordml" xmlns:w16cex="http://schemas.microsoft.com/office/word/2018/wordml/cex" xmlns:w16cid="http://schemas.microsoft.com/office/word/2016/wordml/cid" xmlns:w16="http://schemas.microsoft.com/office/word/2018/wordml" xmlns:w16du="http://schemas.microsoft.com/office/word/2023/wordml/word16du" xmlns:w16sdtdh="http://schemas.microsoft.com/office/word/2020/wordml/sdtdatahash" xmlns:w16sdtfl="http://schemas.microsoft.com/office/word/2024/wordml/sdtformatlock" xmlns:w16se="http://schemas.microsoft.com/office/word/2015/wordml/symex" xmlns:wpg="http://schemas.microsoft.com/office/word/2010/wordprocessingGroup" xmlns:wpi="http://schemas.microsoft.com/office/word/2010/wordprocessingInk" xmlns:wne="http://schemas.microsoft.com/office/word/2006/wordml" xmlns:wps="http://schemas.microsoft.com/office/word/2010/wordprocessingShape" mc:Ignorable="w14 w15 w16se w16cid w16 w16cex w16sdtdh w16sdtfl w16du wp14">
+<w:endnotes xmlns:wpc="http://schemas.microsoft.com/office/word/2010/wordprocessingCanvas" xmlns:cx="http://schemas.microsoft.com/office/drawing/2014/chartex" xmlns:cx1="http://schemas.microsoft.com/office/drawing/2015/9/8/chartex" xmlns:cx2="http://schemas.microsoft.com/office/drawing/2015/10/21/chartex" xmlns:cx3="http://schemas.microsoft.com/office/drawing/2016/5/9/chartex" xmlns:cx4="http://schemas.microsoft.com/office/drawing/2016/5/10/chartex" xmlns:cx5="http://schemas.microsoft.com/office/drawing/2016/5/11/chartex" xmlns:cx6="http://schemas.microsoft.com/office/drawing/2016/5/12/chartex" xmlns:cx7="http://schemas.microsoft.com/office/drawing/2016/5/13/chartex" xmlns:cx8="http://schemas.microsoft.com/office/drawing/2016/5/14/chartex" xmlns:mc="http://schemas.openxmlformats.org/markup-compatibility/2006" xmlns:aink="http://schemas.microsoft.com/office/drawing/2016/ink" xmlns:am3d="http://schemas.microsoft.com/office/drawing/2017/model3d" xmlns:o="urn:schemas-microsoft-com:office:office" xmlns:r="http://schemas.openxmlformats.org/officeDocument/2006/relationships" xmlns:m="http://schemas.openxmlformats.org/officeDocument/2006/math" xmlns:v="urn:schemas-microsoft-com:vml" xmlns:wp14="http://schemas.microsoft.com/office/word/2010/wordprocessingDrawing" xmlns:wp="http://schemas.openxmlformats.org/drawingml/2006/wordprocessingDrawing" xmlns:w10="urn:schemas-microsoft-com:office:word" xmlns:w="http://schemas.openxmlformats.org/wordprocessingml/2006/main" xmlns:w14="http://schemas.microsoft.com/office/word/2010/wordml" xmlns:w15="http://schemas.microsoft.com/office/word/2012/wordml" xmlns:w16cex="http://schemas.microsoft.com/office/word/2018/wordml/cex" xmlns:w16cid="http://schemas.microsoft.com/office/word/2016/wordml/cid" xmlns:w16="http://schemas.microsoft.com/office/word/2018/wordml" xmlns:w16sdtdh="http://schemas.microsoft.com/office/word/2020/wordml/sdtdatahash" xmlns:w16se="http://schemas.microsoft.com/office/word/2015/wordml/symex" xmlns:wpg="http://schemas.microsoft.com/office/word/2010/wordprocessingGroup" xmlns:wpi="http://schemas.microsoft.com/office/word/2010/wordprocessingInk" xmlns:wne="http://schemas.microsoft.com/office/word/2006/wordml" xmlns:wps="http://schemas.microsoft.com/office/word/2010/wordprocessingShape" mc:Ignorable="w14 w15 w16se w16cid w16 w16cex w16sdtdh wp14">
   <w:endnote w:type="separator" w:id="-1">
     <w:p>
       <w:pPr>
@@ -10053,7 +10183,7 @@
 </file>
 
 <file path=word/footnotes.xml><?xml version="1.0" encoding="utf-8"?>
-<w:footnotes xmlns:wpc="http://schemas.microsoft.com/office/word/2010/wordprocessingCanvas" xmlns:cx="http://schemas.microsoft.com/office/drawing/2014/chartex" xmlns:cx1="http://schemas.microsoft.com/office/drawing/2015/9/8/chartex" xmlns:cx2="http://schemas.microsoft.com/office/drawing/2015/10/21/chartex" xmlns:cx3="http://schemas.microsoft.com/office/drawing/2016/5/9/chartex" xmlns:cx4="http://schemas.microsoft.com/office/drawing/2016/5/10/chartex" xmlns:cx5="http://schemas.microsoft.com/office/drawing/2016/5/11/chartex" xmlns:cx6="http://schemas.microsoft.com/office/drawing/2016/5/12/chartex" xmlns:cx7="http://schemas.microsoft.com/office/drawing/2016/5/13/chartex" xmlns:cx8="http://schemas.microsoft.com/office/drawing/2016/5/14/chartex" xmlns:mc="http://schemas.openxmlformats.org/markup-compatibility/2006" xmlns:aink="http://schemas.microsoft.com/office/drawing/2016/ink" xmlns:am3d="http://schemas.microsoft.com/office/drawing/2017/model3d" xmlns:o="urn:schemas-microsoft-com:office:office" xmlns:oel="http://schemas.microsoft.com/office/2019/extlst" xmlns:r="http://schemas.openxmlformats.org/officeDocument/2006/relationships" xmlns:m="http://schemas.openxmlformats.org/officeDocument/2006/math" xmlns:v="urn:schemas-microsoft-com:vml" xmlns:wp14="http://schemas.microsoft.com/office/word/2010/wordprocessingDrawing" xmlns:wp="http://schemas.openxmlformats.org/drawingml/2006/wordprocessingDrawing" xmlns:w10="urn:schemas-microsoft-com:office:word" xmlns:w="http://schemas.openxmlformats.org/wordprocessingml/2006/main" xmlns:w14="http://schemas.microsoft.com/office/word/2010/wordml" xmlns:w15="http://schemas.microsoft.com/office/word/2012/wordml" xmlns:w16cex="http://schemas.microsoft.com/office/word/2018/wordml/cex" xmlns:w16cid="http://schemas.microsoft.com/office/word/2016/wordml/cid" xmlns:w16="http://schemas.microsoft.com/office/word/2018/wordml" xmlns:w16du="http://schemas.microsoft.com/office/word/2023/wordml/word16du" xmlns:w16sdtdh="http://schemas.microsoft.com/office/word/2020/wordml/sdtdatahash" xmlns:w16sdtfl="http://schemas.microsoft.com/office/word/2024/wordml/sdtformatlock" xmlns:w16se="http://schemas.microsoft.com/office/word/2015/wordml/symex" xmlns:wpg="http://schemas.microsoft.com/office/word/2010/wordprocessingGroup" xmlns:wpi="http://schemas.microsoft.com/office/word/2010/wordprocessingInk" xmlns:wne="http://schemas.microsoft.com/office/word/2006/wordml" xmlns:wps="http://schemas.microsoft.com/office/word/2010/wordprocessingShape" mc:Ignorable="w14 w15 w16se w16cid w16 w16cex w16sdtdh w16sdtfl w16du wp14">
+<w:footnotes xmlns:wpc="http://schemas.microsoft.com/office/word/2010/wordprocessingCanvas" xmlns:cx="http://schemas.microsoft.com/office/drawing/2014/chartex" xmlns:cx1="http://schemas.microsoft.com/office/drawing/2015/9/8/chartex" xmlns:cx2="http://schemas.microsoft.com/office/drawing/2015/10/21/chartex" xmlns:cx3="http://schemas.microsoft.com/office/drawing/2016/5/9/chartex" xmlns:cx4="http://schemas.microsoft.com/office/drawing/2016/5/10/chartex" xmlns:cx5="http://schemas.microsoft.com/office/drawing/2016/5/11/chartex" xmlns:cx6="http://schemas.microsoft.com/office/drawing/2016/5/12/chartex" xmlns:cx7="http://schemas.microsoft.com/office/drawing/2016/5/13/chartex" xmlns:cx8="http://schemas.microsoft.com/office/drawing/2016/5/14/chartex" xmlns:mc="http://schemas.openxmlformats.org/markup-compatibility/2006" xmlns:aink="http://schemas.microsoft.com/office/drawing/2016/ink" xmlns:am3d="http://schemas.microsoft.com/office/drawing/2017/model3d" xmlns:o="urn:schemas-microsoft-com:office:office" xmlns:r="http://schemas.openxmlformats.org/officeDocument/2006/relationships" xmlns:m="http://schemas.openxmlformats.org/officeDocument/2006/math" xmlns:v="urn:schemas-microsoft-com:vml" xmlns:wp14="http://schemas.microsoft.com/office/word/2010/wordprocessingDrawing" xmlns:wp="http://schemas.openxmlformats.org/drawingml/2006/wordprocessingDrawing" xmlns:w10="urn:schemas-microsoft-com:office:word" xmlns:w="http://schemas.openxmlformats.org/wordprocessingml/2006/main" xmlns:w14="http://schemas.microsoft.com/office/word/2010/wordml" xmlns:w15="http://schemas.microsoft.com/office/word/2012/wordml" xmlns:w16cex="http://schemas.microsoft.com/office/word/2018/wordml/cex" xmlns:w16cid="http://schemas.microsoft.com/office/word/2016/wordml/cid" xmlns:w16="http://schemas.microsoft.com/office/word/2018/wordml" xmlns:w16sdtdh="http://schemas.microsoft.com/office/word/2020/wordml/sdtdatahash" xmlns:w16se="http://schemas.microsoft.com/office/word/2015/wordml/symex" xmlns:wpg="http://schemas.microsoft.com/office/word/2010/wordprocessingGroup" xmlns:wpi="http://schemas.microsoft.com/office/word/2010/wordprocessingInk" xmlns:wne="http://schemas.microsoft.com/office/word/2006/wordml" xmlns:wps="http://schemas.microsoft.com/office/word/2010/wordprocessingShape" mc:Ignorable="w14 w15 w16se w16cid w16 w16cex w16sdtdh wp14">
   <w:footnote w:type="separator" w:id="-1">
     <w:p>
       <w:pPr>
@@ -10078,7 +10208,7 @@
 </file>
 
 <file path=word/header1.xml><?xml version="1.0" encoding="utf-8"?>
-<w:hdr xmlns:wpc="http://schemas.microsoft.com/office/word/2010/wordprocessingCanvas" xmlns:cx="http://schemas.microsoft.com/office/drawing/2014/chartex" xmlns:cx1="http://schemas.microsoft.com/office/drawing/2015/9/8/chartex" xmlns:cx2="http://schemas.microsoft.com/office/drawing/2015/10/21/chartex" xmlns:cx3="http://schemas.microsoft.com/office/drawing/2016/5/9/chartex" xmlns:cx4="http://schemas.microsoft.com/office/drawing/2016/5/10/chartex" xmlns:cx5="http://schemas.microsoft.com/office/drawing/2016/5/11/chartex" xmlns:cx6="http://schemas.microsoft.com/office/drawing/2016/5/12/chartex" xmlns:cx7="http://schemas.microsoft.com/office/drawing/2016/5/13/chartex" xmlns:cx8="http://schemas.microsoft.com/office/drawing/2016/5/14/chartex" xmlns:mc="http://schemas.openxmlformats.org/markup-compatibility/2006" xmlns:aink="http://schemas.microsoft.com/office/drawing/2016/ink" xmlns:am3d="http://schemas.microsoft.com/office/drawing/2017/model3d" xmlns:o="urn:schemas-microsoft-com:office:office" xmlns:oel="http://schemas.microsoft.com/office/2019/extlst" xmlns:r="http://schemas.openxmlformats.org/officeDocument/2006/relationships" xmlns:m="http://schemas.openxmlformats.org/officeDocument/2006/math" xmlns:v="urn:schemas-microsoft-com:vml" xmlns:wp14="http://schemas.microsoft.com/office/word/2010/wordprocessingDrawing" xmlns:wp="http://schemas.openxmlformats.org/drawingml/2006/wordprocessingDrawing" xmlns:w10="urn:schemas-microsoft-com:office:word" xmlns:w="http://schemas.openxmlformats.org/wordprocessingml/2006/main" xmlns:w14="http://schemas.microsoft.com/office/word/2010/wordml" xmlns:w15="http://schemas.microsoft.com/office/word/2012/wordml" xmlns:w16cex="http://schemas.microsoft.com/office/word/2018/wordml/cex" xmlns:w16cid="http://schemas.microsoft.com/office/word/2016/wordml/cid" xmlns:w16="http://schemas.microsoft.com/office/word/2018/wordml" xmlns:w16du="http://schemas.microsoft.com/office/word/2023/wordml/word16du" xmlns:w16sdtdh="http://schemas.microsoft.com/office/word/2020/wordml/sdtdatahash" xmlns:w16sdtfl="http://schemas.microsoft.com/office/word/2024/wordml/sdtformatlock" xmlns:w16se="http://schemas.microsoft.com/office/word/2015/wordml/symex" xmlns:wpg="http://schemas.microsoft.com/office/word/2010/wordprocessingGroup" xmlns:wpi="http://schemas.microsoft.com/office/word/2010/wordprocessingInk" xmlns:wne="http://schemas.microsoft.com/office/word/2006/wordml" xmlns:wps="http://schemas.microsoft.com/office/word/2010/wordprocessingShape" mc:Ignorable="w14 w15 w16se w16cid w16 w16cex w16sdtdh w16sdtfl w16du wp14">
+<w:hdr xmlns:wpc="http://schemas.microsoft.com/office/word/2010/wordprocessingCanvas" xmlns:cx="http://schemas.microsoft.com/office/drawing/2014/chartex" xmlns:cx1="http://schemas.microsoft.com/office/drawing/2015/9/8/chartex" xmlns:cx2="http://schemas.microsoft.com/office/drawing/2015/10/21/chartex" xmlns:cx3="http://schemas.microsoft.com/office/drawing/2016/5/9/chartex" xmlns:cx4="http://schemas.microsoft.com/office/drawing/2016/5/10/chartex" xmlns:cx5="http://schemas.microsoft.com/office/drawing/2016/5/11/chartex" xmlns:cx6="http://schemas.microsoft.com/office/drawing/2016/5/12/chartex" xmlns:cx7="http://schemas.microsoft.com/office/drawing/2016/5/13/chartex" xmlns:cx8="http://schemas.microsoft.com/office/drawing/2016/5/14/chartex" xmlns:mc="http://schemas.openxmlformats.org/markup-compatibility/2006" xmlns:aink="http://schemas.microsoft.com/office/drawing/2016/ink" xmlns:am3d="http://schemas.microsoft.com/office/drawing/2017/model3d" xmlns:o="urn:schemas-microsoft-com:office:office" xmlns:r="http://schemas.openxmlformats.org/officeDocument/2006/relationships" xmlns:m="http://schemas.openxmlformats.org/officeDocument/2006/math" xmlns:v="urn:schemas-microsoft-com:vml" xmlns:wp14="http://schemas.microsoft.com/office/word/2010/wordprocessingDrawing" xmlns:wp="http://schemas.openxmlformats.org/drawingml/2006/wordprocessingDrawing" xmlns:w10="urn:schemas-microsoft-com:office:word" xmlns:w="http://schemas.openxmlformats.org/wordprocessingml/2006/main" xmlns:w14="http://schemas.microsoft.com/office/word/2010/wordml" xmlns:w15="http://schemas.microsoft.com/office/word/2012/wordml" xmlns:w16cex="http://schemas.microsoft.com/office/word/2018/wordml/cex" xmlns:w16cid="http://schemas.microsoft.com/office/word/2016/wordml/cid" xmlns:w16="http://schemas.microsoft.com/office/word/2018/wordml" xmlns:w16sdtdh="http://schemas.microsoft.com/office/word/2020/wordml/sdtdatahash" xmlns:w16se="http://schemas.microsoft.com/office/word/2015/wordml/symex" xmlns:wpg="http://schemas.microsoft.com/office/word/2010/wordprocessingGroup" xmlns:wpi="http://schemas.microsoft.com/office/word/2010/wordprocessingInk" xmlns:wne="http://schemas.microsoft.com/office/word/2006/wordml" xmlns:wps="http://schemas.microsoft.com/office/word/2010/wordprocessingShape" mc:Ignorable="w14 w15 w16se w16cid w16 w16cex w16sdtdh wp14">
   <w:p>
     <w:pPr>
       <w:pBdr>
@@ -10229,7 +10359,7 @@
         </mc:Choice>
         <mc:Fallback>
           <w:pict>
-            <v:rect w14:anchorId="29C177D3" id="Rectangle 1" o:spid="_x0000_s1026" style="position:absolute;margin-left:-54pt;margin-top:-14.4pt;width:460.5pt;height:112.3pt;z-index:251659264;visibility:visible;mso-wrap-style:square;mso-wrap-distance-left:9pt;mso-wrap-distance-top:3.6pt;mso-wrap-distance-right:9pt;mso-wrap-distance-bottom:3.6pt;mso-position-horizontal:absolute;mso-position-horizontal-relative:text;mso-position-vertical:absolute;mso-position-vertical-relative:text;v-text-anchor:top" o:gfxdata="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" filled="f" stroked="f">
+            <v:rect w14:anchorId="29C177D3" id="Rectangle 1" o:spid="_x0000_s1026" style="position:absolute;margin-left:-54pt;margin-top:-14.4pt;width:460.5pt;height:112.3pt;z-index:251659264;visibility:visible;mso-wrap-style:square;mso-wrap-distance-left:9pt;mso-wrap-distance-top:3.6pt;mso-wrap-distance-right:9pt;mso-wrap-distance-bottom:3.6pt;mso-position-horizontal:absolute;mso-position-horizontal-relative:text;mso-position-vertical:absolute;mso-position-vertical-relative:text;v-text-anchor:top" o:gfxdata="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" filled="f" stroked="f">
               <v:textbox inset="2.53958mm,1.2694mm,2.53958mm,1.2694mm">
                 <w:txbxContent>
                   <w:p>
@@ -10277,7 +10407,7 @@
 </file>
 
 <file path=word/numbering.xml><?xml version="1.0" encoding="utf-8"?>
-<w:numbering xmlns:wpc="http://schemas.microsoft.com/office/word/2010/wordprocessingCanvas" xmlns:cx="http://schemas.microsoft.com/office/drawing/2014/chartex" xmlns:cx1="http://schemas.microsoft.com/office/drawing/2015/9/8/chartex" xmlns:cx2="http://schemas.microsoft.com/office/drawing/2015/10/21/chartex" xmlns:cx3="http://schemas.microsoft.com/office/drawing/2016/5/9/chartex" xmlns:cx4="http://schemas.microsoft.com/office/drawing/2016/5/10/chartex" xmlns:cx5="http://schemas.microsoft.com/office/drawing/2016/5/11/chartex" xmlns:cx6="http://schemas.microsoft.com/office/drawing/2016/5/12/chartex" xmlns:cx7="http://schemas.microsoft.com/office/drawing/2016/5/13/chartex" xmlns:cx8="http://schemas.microsoft.com/office/drawing/2016/5/14/chartex" xmlns:mc="http://schemas.openxmlformats.org/markup-compatibility/2006" xmlns:aink="http://schemas.microsoft.com/office/drawing/2016/ink" xmlns:am3d="http://schemas.microsoft.com/office/drawing/2017/model3d" xmlns:o="urn:schemas-microsoft-com:office:office" xmlns:oel="http://schemas.microsoft.com/office/2019/extlst" xmlns:r="http://schemas.openxmlformats.org/officeDocument/2006/relationships" xmlns:m="http://schemas.openxmlformats.org/officeDocument/2006/math" xmlns:v="urn:schemas-microsoft-com:vml" xmlns:wp14="http://schemas.microsoft.com/office/word/2010/wordprocessingDrawing" xmlns:wp="http://schemas.openxmlformats.org/drawingml/2006/wordprocessingDrawing" xmlns:w10="urn:schemas-microsoft-com:office:word" xmlns:w="http://schemas.openxmlformats.org/wordprocessingml/2006/main" xmlns:w14="http://schemas.microsoft.com/office/word/2010/wordml" xmlns:w15="http://schemas.microsoft.com/office/word/2012/wordml" xmlns:w16cex="http://schemas.microsoft.com/office/word/2018/wordml/cex" xmlns:w16cid="http://schemas.microsoft.com/office/word/2016/wordml/cid" xmlns:w16="http://schemas.microsoft.com/office/word/2018/wordml" xmlns:w16du="http://schemas.microsoft.com/office/word/2023/wordml/word16du" xmlns:w16sdtdh="http://schemas.microsoft.com/office/word/2020/wordml/sdtdatahash" xmlns:w16sdtfl="http://schemas.microsoft.com/office/word/2024/wordml/sdtformatlock" xmlns:w16se="http://schemas.microsoft.com/office/word/2015/wordml/symex" xmlns:wpg="http://schemas.microsoft.com/office/word/2010/wordprocessingGroup" xmlns:wpi="http://schemas.microsoft.com/office/word/2010/wordprocessingInk" xmlns:wne="http://schemas.microsoft.com/office/word/2006/wordml" xmlns:wps="http://schemas.microsoft.com/office/word/2010/wordprocessingShape" mc:Ignorable="w14 w15 w16se w16cid w16 w16cex w16sdtdh w16sdtfl w16du wp14">
+<w:numbering xmlns:wpc="http://schemas.microsoft.com/office/word/2010/wordprocessingCanvas" xmlns:cx="http://schemas.microsoft.com/office/drawing/2014/chartex" xmlns:cx1="http://schemas.microsoft.com/office/drawing/2015/9/8/chartex" xmlns:cx2="http://schemas.microsoft.com/office/drawing/2015/10/21/chartex" xmlns:cx3="http://schemas.microsoft.com/office/drawing/2016/5/9/chartex" xmlns:cx4="http://schemas.microsoft.com/office/drawing/2016/5/10/chartex" xmlns:cx5="http://schemas.microsoft.com/office/drawing/2016/5/11/chartex" xmlns:cx6="http://schemas.microsoft.com/office/drawing/2016/5/12/chartex" xmlns:cx7="http://schemas.microsoft.com/office/drawing/2016/5/13/chartex" xmlns:cx8="http://schemas.microsoft.com/office/drawing/2016/5/14/chartex" xmlns:mc="http://schemas.openxmlformats.org/markup-compatibility/2006" xmlns:aink="http://schemas.microsoft.com/office/drawing/2016/ink" xmlns:am3d="http://schemas.microsoft.com/office/drawing/2017/model3d" xmlns:o="urn:schemas-microsoft-com:office:office" xmlns:r="http://schemas.openxmlformats.org/officeDocument/2006/relationships" xmlns:m="http://schemas.openxmlformats.org/officeDocument/2006/math" xmlns:v="urn:schemas-microsoft-com:vml" xmlns:wp14="http://schemas.microsoft.com/office/word/2010/wordprocessingDrawing" xmlns:wp="http://schemas.openxmlformats.org/drawingml/2006/wordprocessingDrawing" xmlns:w10="urn:schemas-microsoft-com:office:word" xmlns:w="http://schemas.openxmlformats.org/wordprocessingml/2006/main" xmlns:w14="http://schemas.microsoft.com/office/word/2010/wordml" xmlns:w15="http://schemas.microsoft.com/office/word/2012/wordml" xmlns:w16cex="http://schemas.microsoft.com/office/word/2018/wordml/cex" xmlns:w16cid="http://schemas.microsoft.com/office/word/2016/wordml/cid" xmlns:w16="http://schemas.microsoft.com/office/word/2018/wordml" xmlns:w16sdtdh="http://schemas.microsoft.com/office/word/2020/wordml/sdtdatahash" xmlns:w16se="http://schemas.microsoft.com/office/word/2015/wordml/symex" xmlns:wpg="http://schemas.microsoft.com/office/word/2010/wordprocessingGroup" xmlns:wpi="http://schemas.microsoft.com/office/word/2010/wordprocessingInk" xmlns:wne="http://schemas.microsoft.com/office/word/2006/wordml" xmlns:wps="http://schemas.microsoft.com/office/word/2010/wordprocessingShape" mc:Ignorable="w14 w15 w16se w16cid w16 w16cex w16sdtdh wp14">
   <w:abstractNum w:abstractNumId="0" w15:restartNumberingAfterBreak="0">
     <w:nsid w:val="047D4F38"/>
     <w:multiLevelType w:val="multilevel"/>
@@ -10391,14 +10521,14 @@
       </w:rPr>
     </w:lvl>
   </w:abstractNum>
-  <w:num w:numId="1" w16cid:durableId="1401439845">
+  <w:num w:numId="1">
     <w:abstractNumId w:val="0"/>
   </w:num>
 </w:numbering>
 </file>
 
 <file path=word/styles.xml><?xml version="1.0" encoding="utf-8"?>
-<w:styles xmlns:mc="http://schemas.openxmlformats.org/markup-compatibility/2006" xmlns:r="http://schemas.openxmlformats.org/officeDocument/2006/relationships" xmlns:w="http://schemas.openxmlformats.org/wordprocessingml/2006/main" xmlns:w14="http://schemas.microsoft.com/office/word/2010/wordml" xmlns:w15="http://schemas.microsoft.com/office/word/2012/wordml" xmlns:w16cex="http://schemas.microsoft.com/office/word/2018/wordml/cex" xmlns:w16cid="http://schemas.microsoft.com/office/word/2016/wordml/cid" xmlns:w16="http://schemas.microsoft.com/office/word/2018/wordml" xmlns:w16du="http://schemas.microsoft.com/office/word/2023/wordml/word16du" xmlns:w16sdtdh="http://schemas.microsoft.com/office/word/2020/wordml/sdtdatahash" xmlns:w16sdtfl="http://schemas.microsoft.com/office/word/2024/wordml/sdtformatlock" xmlns:w16se="http://schemas.microsoft.com/office/word/2015/wordml/symex" mc:Ignorable="w14 w15 w16se w16cid w16 w16cex w16sdtdh w16sdtfl w16du">
+<w:styles xmlns:mc="http://schemas.openxmlformats.org/markup-compatibility/2006" xmlns:r="http://schemas.openxmlformats.org/officeDocument/2006/relationships" xmlns:w="http://schemas.openxmlformats.org/wordprocessingml/2006/main" xmlns:w14="http://schemas.microsoft.com/office/word/2010/wordml" xmlns:w15="http://schemas.microsoft.com/office/word/2012/wordml" xmlns:w16cex="http://schemas.microsoft.com/office/word/2018/wordml/cex" xmlns:w16cid="http://schemas.microsoft.com/office/word/2016/wordml/cid" xmlns:w16="http://schemas.microsoft.com/office/word/2018/wordml" xmlns:w16sdtdh="http://schemas.microsoft.com/office/word/2020/wordml/sdtdatahash" xmlns:w16se="http://schemas.microsoft.com/office/word/2015/wordml/symex" mc:Ignorable="w14 w15 w16se w16cid w16 w16cex w16sdtdh">
   <w:docDefaults>
     <w:rPrDefault>
       <w:rPr>
@@ -10797,7 +10927,7 @@
     <w:qFormat/>
     <w:rsid w:val="0044239B"/>
   </w:style>
-  <w:style w:type="paragraph" w:styleId="Heading1">
+  <w:style w:type="paragraph" w:styleId="Ttulo1">
     <w:name w:val="heading 1"/>
     <w:basedOn w:val="Normal"/>
     <w:next w:val="Normal"/>
@@ -10814,7 +10944,7 @@
       <w:szCs w:val="40"/>
     </w:rPr>
   </w:style>
-  <w:style w:type="paragraph" w:styleId="Heading2">
+  <w:style w:type="paragraph" w:styleId="Ttulo2">
     <w:name w:val="heading 2"/>
     <w:basedOn w:val="Normal"/>
     <w:next w:val="Normal"/>
@@ -10833,7 +10963,7 @@
       <w:szCs w:val="32"/>
     </w:rPr>
   </w:style>
-  <w:style w:type="paragraph" w:styleId="Heading3">
+  <w:style w:type="paragraph" w:styleId="Ttulo3">
     <w:name w:val="heading 3"/>
     <w:basedOn w:val="Normal"/>
     <w:next w:val="Normal"/>
@@ -10853,7 +10983,7 @@
       <w:szCs w:val="28"/>
     </w:rPr>
   </w:style>
-  <w:style w:type="paragraph" w:styleId="Heading4">
+  <w:style w:type="paragraph" w:styleId="Ttulo4">
     <w:name w:val="heading 4"/>
     <w:basedOn w:val="Normal"/>
     <w:next w:val="Normal"/>
@@ -10873,7 +11003,7 @@
       <w:szCs w:val="24"/>
     </w:rPr>
   </w:style>
-  <w:style w:type="paragraph" w:styleId="Heading5">
+  <w:style w:type="paragraph" w:styleId="Ttulo5">
     <w:name w:val="heading 5"/>
     <w:basedOn w:val="Normal"/>
     <w:next w:val="Normal"/>
@@ -10891,7 +11021,7 @@
       <w:color w:val="666666"/>
     </w:rPr>
   </w:style>
-  <w:style w:type="paragraph" w:styleId="Heading6">
+  <w:style w:type="paragraph" w:styleId="Ttulo6">
     <w:name w:val="heading 6"/>
     <w:basedOn w:val="Normal"/>
     <w:next w:val="Normal"/>
@@ -10910,13 +11040,13 @@
       <w:color w:val="666666"/>
     </w:rPr>
   </w:style>
-  <w:style w:type="character" w:default="1" w:styleId="DefaultParagraphFont">
+  <w:style w:type="character" w:default="1" w:styleId="Fuentedeprrafopredeter">
     <w:name w:val="Default Paragraph Font"/>
     <w:uiPriority w:val="1"/>
     <w:semiHidden/>
     <w:unhideWhenUsed/>
   </w:style>
-  <w:style w:type="table" w:default="1" w:styleId="TableNormal">
+  <w:style w:type="table" w:default="1" w:styleId="Tablanormal">
     <w:name w:val="Normal Table"/>
     <w:uiPriority w:val="99"/>
     <w:semiHidden/>
@@ -10931,13 +11061,13 @@
       </w:tblCellMar>
     </w:tblPr>
   </w:style>
-  <w:style w:type="numbering" w:default="1" w:styleId="NoList">
+  <w:style w:type="numbering" w:default="1" w:styleId="Sinlista">
     <w:name w:val="No List"/>
     <w:uiPriority w:val="99"/>
     <w:semiHidden/>
     <w:unhideWhenUsed/>
   </w:style>
-  <w:style w:type="paragraph" w:styleId="Title">
+  <w:style w:type="paragraph" w:styleId="Ttulo">
     <w:name w:val="Title"/>
     <w:basedOn w:val="Normal"/>
     <w:next w:val="Normal"/>
@@ -10953,7 +11083,7 @@
       <w:szCs w:val="52"/>
     </w:rPr>
   </w:style>
-  <w:style w:type="paragraph" w:styleId="Subtitle">
+  <w:style w:type="paragraph" w:styleId="Subttulo">
     <w:name w:val="Subtitle"/>
     <w:basedOn w:val="Normal"/>
     <w:next w:val="Normal"/>
@@ -10971,7 +11101,7 @@
     </w:rPr>
   </w:style>
   <w:style w:type="table" w:customStyle="1" w:styleId="a">
-    <w:basedOn w:val="TableNormal"/>
+    <w:basedOn w:val="Tablanormal"/>
     <w:pPr>
       <w:spacing w:line="240" w:lineRule="auto"/>
     </w:pPr>
@@ -11028,7 +11158,7 @@
     </w:tblStylePr>
   </w:style>
   <w:style w:type="table" w:customStyle="1" w:styleId="a0">
-    <w:basedOn w:val="TableNormal"/>
+    <w:basedOn w:val="Tablanormal"/>
     <w:tblPr>
       <w:tblStyleRowBandSize w:val="1"/>
       <w:tblStyleColBandSize w:val="1"/>
@@ -11040,9 +11170,9 @@
       </w:tblCellMar>
     </w:tblPr>
   </w:style>
-  <w:style w:type="character" w:styleId="Strong">
+  <w:style w:type="character" w:styleId="Textoennegrita">
     <w:name w:val="Strong"/>
-    <w:basedOn w:val="DefaultParagraphFont"/>
+    <w:basedOn w:val="Fuentedeprrafopredeter"/>
     <w:uiPriority w:val="22"/>
     <w:qFormat/>
     <w:rsid w:val="007C0131"/>
@@ -11375,6 +11505,26 @@
 </file>
 
 <file path=customXml/item1.xml><?xml version="1.0" encoding="utf-8"?>
+<p:properties xmlns:p="http://schemas.microsoft.com/office/2006/metadata/properties" xmlns:xsi="http://www.w3.org/2001/XMLSchema-instance" xmlns:pc="http://schemas.microsoft.com/office/infopath/2007/PartnerControls">
+  <documentManagement>
+    <TaxCatchAll xmlns="cb45339b-ced9-4d0d-8f64-77573914d53b" xsi:nil="true"/>
+    <lcf76f155ced4ddcb4097134ff3c332f xmlns="43a3ca16-9c26-4813-b83f-4aec9927b43f">
+      <Terms xmlns="http://schemas.microsoft.com/office/infopath/2007/PartnerControls"/>
+    </lcf76f155ced4ddcb4097134ff3c332f>
+  </documentManagement>
+</p:properties>
+</file>
+
+<file path=customXml/item2.xml><?xml version="1.0" encoding="utf-8"?>
+<?mso-contentType ?>
+<FormTemplates xmlns="http://schemas.microsoft.com/sharepoint/v3/contenttype/forms">
+  <Display>DocumentLibraryForm</Display>
+  <Edit>DocumentLibraryForm</Edit>
+  <New>DocumentLibraryForm</New>
+</FormTemplates>
+</file>
+
+<file path=customXml/item3.xml><?xml version="1.0" encoding="utf-8"?>
 <ct:contentTypeSchema xmlns:ct="http://schemas.microsoft.com/office/2006/metadata/contentType" xmlns:ma="http://schemas.microsoft.com/office/2006/metadata/properties/metaAttributes" ct:_="" ma:_="" ma:contentTypeName="Documento" ma:contentTypeID="0x01010049282E1EDBE9234EA9E6D38F720E265F" ma:contentTypeVersion="15" ma:contentTypeDescription="Crear nuevo documento." ma:contentTypeScope="" ma:versionID="db2b9b813654992acae857efdf2400d4">
   <xsd:schema xmlns:xsd="http://www.w3.org/2001/XMLSchema" xmlns:xs="http://www.w3.org/2001/XMLSchema" xmlns:p="http://schemas.microsoft.com/office/2006/metadata/properties" xmlns:ns2="cb45339b-ced9-4d0d-8f64-77573914d53b" xmlns:ns3="43a3ca16-9c26-4813-b83f-4aec9927b43f" targetNamespace="http://schemas.microsoft.com/office/2006/metadata/properties" ma:root="true" ma:fieldsID="4a5f01b15a4be5cd00c352407b20c32f" ns2:_="" ns3:_="">
     <xsd:import namespace="cb45339b-ced9-4d0d-8f64-77573914d53b"/>
@@ -11609,34 +11759,40 @@
 </ct:contentTypeSchema>
 </file>
 
-<file path=customXml/item2.xml><?xml version="1.0" encoding="utf-8"?>
-<?mso-contentType ?>
-<FormTemplates xmlns="http://schemas.microsoft.com/sharepoint/v3/contenttype/forms">
-  <Display>DocumentLibraryForm</Display>
-  <Edit>DocumentLibraryForm</Edit>
-  <New>DocumentLibraryForm</New>
-</FormTemplates>
-</file>
-
-<file path=customXml/item3.xml><?xml version="1.0" encoding="utf-8"?>
-<p:properties xmlns:p="http://schemas.microsoft.com/office/2006/metadata/properties" xmlns:xsi="http://www.w3.org/2001/XMLSchema-instance" xmlns:pc="http://schemas.microsoft.com/office/infopath/2007/PartnerControls">
-  <documentManagement>
-    <TaxCatchAll xmlns="cb45339b-ced9-4d0d-8f64-77573914d53b" xsi:nil="true"/>
-    <lcf76f155ced4ddcb4097134ff3c332f xmlns="43a3ca16-9c26-4813-b83f-4aec9927b43f">
-      <Terms xmlns="http://schemas.microsoft.com/office/infopath/2007/PartnerControls"/>
-    </lcf76f155ced4ddcb4097134ff3c332f>
-  </documentManagement>
-</p:properties>
-</file>
-
 <file path=customXml/itemProps1.xml><?xml version="1.0" encoding="utf-8"?>
-<ds:datastoreItem xmlns:ds="http://schemas.openxmlformats.org/officeDocument/2006/customXml" ds:itemID="{97A8487D-0536-4176-942C-8FD7AAD26470}"/>
+<ds:datastoreItem xmlns:ds="http://schemas.openxmlformats.org/officeDocument/2006/customXml" ds:itemID="{C3DC8197-41A9-4DC1-A4B2-3B22AFD47C70}">
+  <ds:schemaRefs>
+    <ds:schemaRef ds:uri="http://schemas.microsoft.com/office/2006/metadata/properties"/>
+    <ds:schemaRef ds:uri="http://schemas.microsoft.com/office/infopath/2007/PartnerControls"/>
+    <ds:schemaRef ds:uri="cb45339b-ced9-4d0d-8f64-77573914d53b"/>
+    <ds:schemaRef ds:uri="43a3ca16-9c26-4813-b83f-4aec9927b43f"/>
+  </ds:schemaRefs>
+</ds:datastoreItem>
 </file>
 
 <file path=customXml/itemProps2.xml><?xml version="1.0" encoding="utf-8"?>
-<ds:datastoreItem xmlns:ds="http://schemas.openxmlformats.org/officeDocument/2006/customXml" ds:itemID="{1805A99B-21CD-4C73-BCDD-4A6373BCEBA1}"/>
+<ds:datastoreItem xmlns:ds="http://schemas.openxmlformats.org/officeDocument/2006/customXml" ds:itemID="{1805A99B-21CD-4C73-BCDD-4A6373BCEBA1}">
+  <ds:schemaRefs>
+    <ds:schemaRef ds:uri="http://schemas.microsoft.com/sharepoint/v3/contenttype/forms"/>
+  </ds:schemaRefs>
+</ds:datastoreItem>
 </file>
 
 <file path=customXml/itemProps3.xml><?xml version="1.0" encoding="utf-8"?>
-<ds:datastoreItem xmlns:ds="http://schemas.openxmlformats.org/officeDocument/2006/customXml" ds:itemID="{C3DC8197-41A9-4DC1-A4B2-3B22AFD47C70}"/>
+<ds:datastoreItem xmlns:ds="http://schemas.openxmlformats.org/officeDocument/2006/customXml" ds:itemID="{97A8487D-0536-4176-942C-8FD7AAD26470}">
+  <ds:schemaRefs>
+    <ds:schemaRef ds:uri="http://schemas.microsoft.com/office/2006/metadata/contentType"/>
+    <ds:schemaRef ds:uri="http://schemas.microsoft.com/office/2006/metadata/properties/metaAttributes"/>
+    <ds:schemaRef ds:uri="http://www.w3.org/2001/XMLSchema"/>
+    <ds:schemaRef ds:uri="http://schemas.microsoft.com/office/2006/metadata/properties"/>
+    <ds:schemaRef ds:uri="cb45339b-ced9-4d0d-8f64-77573914d53b"/>
+    <ds:schemaRef ds:uri="43a3ca16-9c26-4813-b83f-4aec9927b43f"/>
+    <ds:schemaRef ds:uri="http://schemas.microsoft.com/office/2006/documentManagement/types"/>
+    <ds:schemaRef ds:uri="http://schemas.microsoft.com/office/infopath/2007/PartnerControls"/>
+    <ds:schemaRef ds:uri="http://schemas.openxmlformats.org/package/2006/metadata/core-properties"/>
+    <ds:schemaRef ds:uri="http://purl.org/dc/elements/1.1/"/>
+    <ds:schemaRef ds:uri="http://purl.org/dc/terms/"/>
+    <ds:schemaRef ds:uri="http://schemas.microsoft.com/internal/obd"/>
+  </ds:schemaRefs>
+</ds:datastoreItem>
 </file>